--- a/docs/Forge_SRS.docx
+++ b/docs/Forge_SRS.docx
@@ -16141,7 +16141,7 @@
                 <w:sz w:val="19"/>
                 <w:szCs w:val="19"/>
               </w:rPr>
-              <w:t xml:space="preserve">Dialogs shall trap keyboard focus while open and return focus to the element that opened them.</w:t>
+              <w:t xml:space="preserve">Bottom sheets shall trap keyboard focus while open and return focus to the element that opened them.</w:t>
             </w:r>
           </w:p>
         </w:tc>
@@ -16247,7 +16247,7 @@
                 <w:sz w:val="19"/>
                 <w:szCs w:val="19"/>
               </w:rPr>
-              <w:t xml:space="preserve">FR-UI-03</w:t>
+              <w:t xml:space="preserve">FR-UI-05</w:t>
             </w:r>
           </w:p>
         </w:tc>
@@ -16280,7 +16280,7 @@
                 <w:sz w:val="19"/>
                 <w:szCs w:val="19"/>
               </w:rPr>
-              <w:t xml:space="preserve">The system shall provide a numeric stepper, a modal, an undo toast and a barbell progress bar as reusable parts.</w:t>
+              <w:t xml:space="preserve">Modal dialogs shall use dialog semantics and a labelled close button.</w:t>
             </w:r>
           </w:p>
         </w:tc>
@@ -16313,7 +16313,7 @@
                 <w:sz w:val="19"/>
                 <w:szCs w:val="19"/>
               </w:rPr>
-              <w:t xml:space="preserve">M</w:t>
+              <w:t xml:space="preserve">S</w:t>
             </w:r>
           </w:p>
         </w:tc>
@@ -16385,6 +16385,146 @@
                 <w:sz w:val="19"/>
                 <w:szCs w:val="19"/>
               </w:rPr>
+              <w:t xml:space="preserve">FR-UI-03</w:t>
+            </w:r>
+          </w:p>
+        </w:tc>
+        <w:tc>
+          <w:tcPr>
+            <w:tcW w:type="dxa" w:w="6238"/>
+            <w:tcBorders>
+              <w:top w:val="single" w:color="BFC5CF" w:sz="4"/>
+              <w:left w:val="single" w:color="BFC5CF" w:sz="4"/>
+              <w:bottom w:val="single" w:color="BFC5CF" w:sz="4"/>
+              <w:right w:val="single" w:color="BFC5CF" w:sz="4"/>
+            </w:tcBorders>
+            <w:shd w:fill="F4F6F9" w:color="auto" w:val="clear"/>
+            <w:tcMar>
+              <w:top w:type="dxa" w:w="70"/>
+              <w:left w:type="dxa" w:w="100"/>
+              <w:bottom w:type="dxa" w:w="70"/>
+              <w:right w:type="dxa" w:w="100"/>
+            </w:tcMar>
+          </w:tcPr>
+          <w:p>
+            <w:pPr>
+              <w:spacing w:after="0"/>
+              <w:jc w:val="left"/>
+            </w:pPr>
+            <w:r>
+              <w:rPr>
+                <w:rFonts w:ascii="Calibri" w:cs="Calibri" w:eastAsia="Calibri" w:hAnsi="Calibri"/>
+                <w:b w:val="false"/>
+                <w:bCs w:val="false"/>
+                <w:sz w:val="19"/>
+                <w:szCs w:val="19"/>
+              </w:rPr>
+              <w:t xml:space="preserve">The system shall provide a numeric stepper, a modal, an undo toast and a barbell progress bar as reusable parts.</w:t>
+            </w:r>
+          </w:p>
+        </w:tc>
+        <w:tc>
+          <w:tcPr>
+            <w:tcW w:type="dxa" w:w="600"/>
+            <w:tcBorders>
+              <w:top w:val="single" w:color="BFC5CF" w:sz="4"/>
+              <w:left w:val="single" w:color="BFC5CF" w:sz="4"/>
+              <w:bottom w:val="single" w:color="BFC5CF" w:sz="4"/>
+              <w:right w:val="single" w:color="BFC5CF" w:sz="4"/>
+            </w:tcBorders>
+            <w:shd w:fill="F4F6F9" w:color="auto" w:val="clear"/>
+            <w:tcMar>
+              <w:top w:type="dxa" w:w="70"/>
+              <w:left w:type="dxa" w:w="100"/>
+              <w:bottom w:type="dxa" w:w="70"/>
+              <w:right w:type="dxa" w:w="100"/>
+            </w:tcMar>
+          </w:tcPr>
+          <w:p>
+            <w:pPr>
+              <w:spacing w:after="0"/>
+              <w:jc w:val="left"/>
+            </w:pPr>
+            <w:r>
+              <w:rPr>
+                <w:rFonts w:ascii="Calibri" w:cs="Calibri" w:eastAsia="Calibri" w:hAnsi="Calibri"/>
+                <w:b w:val="false"/>
+                <w:bCs w:val="false"/>
+                <w:sz w:val="19"/>
+                <w:szCs w:val="19"/>
+              </w:rPr>
+              <w:t xml:space="preserve">M</w:t>
+            </w:r>
+          </w:p>
+        </w:tc>
+        <w:tc>
+          <w:tcPr>
+            <w:tcW w:type="dxa" w:w="1400"/>
+            <w:tcBorders>
+              <w:top w:val="single" w:color="BFC5CF" w:sz="4"/>
+              <w:left w:val="single" w:color="BFC5CF" w:sz="4"/>
+              <w:bottom w:val="single" w:color="BFC5CF" w:sz="4"/>
+              <w:right w:val="single" w:color="BFC5CF" w:sz="4"/>
+            </w:tcBorders>
+            <w:shd w:fill="F4F6F9" w:color="auto" w:val="clear"/>
+            <w:tcMar>
+              <w:top w:type="dxa" w:w="70"/>
+              <w:left w:type="dxa" w:w="100"/>
+              <w:bottom w:type="dxa" w:w="70"/>
+              <w:right w:type="dxa" w:w="100"/>
+            </w:tcMar>
+          </w:tcPr>
+          <w:p>
+            <w:pPr>
+              <w:spacing w:after="0"/>
+              <w:jc w:val="left"/>
+            </w:pPr>
+            <w:r>
+              <w:rPr>
+                <w:rFonts w:ascii="Calibri" w:cs="Calibri" w:eastAsia="Calibri" w:hAnsi="Calibri"/>
+                <w:b w:val="false"/>
+                <w:bCs w:val="false"/>
+                <w:sz w:val="19"/>
+                <w:szCs w:val="19"/>
+              </w:rPr>
+              <w:t xml:space="preserve">All</w:t>
+            </w:r>
+          </w:p>
+        </w:tc>
+      </w:tr>
+      <w:tr>
+        <w:trPr>
+          <w:cantSplit/>
+        </w:trPr>
+        <w:tc>
+          <w:tcPr>
+            <w:tcW w:type="dxa" w:w="1400"/>
+            <w:tcBorders>
+              <w:top w:val="single" w:color="BFC5CF" w:sz="4"/>
+              <w:left w:val="single" w:color="BFC5CF" w:sz="4"/>
+              <w:bottom w:val="single" w:color="BFC5CF" w:sz="4"/>
+              <w:right w:val="single" w:color="BFC5CF" w:sz="4"/>
+            </w:tcBorders>
+            <w:tcMar>
+              <w:top w:type="dxa" w:w="70"/>
+              <w:left w:type="dxa" w:w="100"/>
+              <w:bottom w:type="dxa" w:w="70"/>
+              <w:right w:type="dxa" w:w="100"/>
+            </w:tcMar>
+          </w:tcPr>
+          <w:p>
+            <w:pPr>
+              <w:spacing w:after="0"/>
+              <w:jc w:val="left"/>
+            </w:pPr>
+            <w:r>
+              <w:rPr>
+                <w:rFonts w:ascii="Calibri" w:cs="Calibri" w:eastAsia="Calibri" w:hAnsi="Calibri"/>
+                <w:b/>
+                <w:bCs/>
+                <w:sz w:val="19"/>
+                <w:szCs w:val="19"/>
+              </w:rPr>
               <w:t xml:space="preserve">FR-UI-04</w:t>
             </w:r>
           </w:p>
@@ -16398,7 +16538,6 @@
               <w:bottom w:val="single" w:color="BFC5CF" w:sz="4"/>
               <w:right w:val="single" w:color="BFC5CF" w:sz="4"/>
             </w:tcBorders>
-            <w:shd w:fill="F4F6F9" w:color="auto" w:val="clear"/>
             <w:tcMar>
               <w:top w:type="dxa" w:w="70"/>
               <w:left w:type="dxa" w:w="100"/>
@@ -16432,7 +16571,6 @@
               <w:bottom w:val="single" w:color="BFC5CF" w:sz="4"/>
               <w:right w:val="single" w:color="BFC5CF" w:sz="4"/>
             </w:tcBorders>
-            <w:shd w:fill="F4F6F9" w:color="auto" w:val="clear"/>
             <w:tcMar>
               <w:top w:type="dxa" w:w="70"/>
               <w:left w:type="dxa" w:w="100"/>
@@ -16466,7 +16604,6 @@
               <w:bottom w:val="single" w:color="BFC5CF" w:sz="4"/>
               <w:right w:val="single" w:color="BFC5CF" w:sz="4"/>
             </w:tcBorders>
-            <w:shd w:fill="F4F6F9" w:color="auto" w:val="clear"/>
             <w:tcMar>
               <w:top w:type="dxa" w:w="70"/>
               <w:left w:type="dxa" w:w="100"/>
@@ -26444,7 +26581,7 @@
                 <w:sz w:val="19"/>
                 <w:szCs w:val="19"/>
               </w:rPr>
-              <w:t xml:space="preserve">FR-UI (4 requirements)</w:t>
+              <w:t xml:space="preserve">FR-UI (5 requirements)</w:t>
             </w:r>
           </w:p>
         </w:tc>

--- a/docs/Forge_SRS.docx
+++ b/docs/Forge_SRS.docx
@@ -16385,7 +16385,7 @@
                 <w:sz w:val="19"/>
                 <w:szCs w:val="19"/>
               </w:rPr>
-              <w:t xml:space="preserve">FR-UI-03</w:t>
+              <w:t xml:space="preserve">FR-UI-06</w:t>
             </w:r>
           </w:p>
         </w:tc>
@@ -16419,7 +16419,7 @@
                 <w:sz w:val="19"/>
                 <w:szCs w:val="19"/>
               </w:rPr>
-              <w:t xml:space="preserve">The system shall provide a numeric stepper, a modal, an undo toast and a barbell progress bar as reusable parts.</w:t>
+              <w:t xml:space="preserve">The UI Kit shall provide an error boundary that shows a message with a Try again action in place of a part of the screen that failed, and that retries when a reset key (such as the page path) changes.</w:t>
             </w:r>
           </w:p>
         </w:tc>
@@ -16453,7 +16453,7 @@
                 <w:sz w:val="19"/>
                 <w:szCs w:val="19"/>
               </w:rPr>
-              <w:t xml:space="preserve">M</w:t>
+              <w:t xml:space="preserve">S</w:t>
             </w:r>
           </w:p>
         </w:tc>
@@ -16525,6 +16525,144 @@
                 <w:sz w:val="19"/>
                 <w:szCs w:val="19"/>
               </w:rPr>
+              <w:t xml:space="preserve">FR-UI-03</w:t>
+            </w:r>
+          </w:p>
+        </w:tc>
+        <w:tc>
+          <w:tcPr>
+            <w:tcW w:type="dxa" w:w="6238"/>
+            <w:tcBorders>
+              <w:top w:val="single" w:color="BFC5CF" w:sz="4"/>
+              <w:left w:val="single" w:color="BFC5CF" w:sz="4"/>
+              <w:bottom w:val="single" w:color="BFC5CF" w:sz="4"/>
+              <w:right w:val="single" w:color="BFC5CF" w:sz="4"/>
+            </w:tcBorders>
+            <w:tcMar>
+              <w:top w:type="dxa" w:w="70"/>
+              <w:left w:type="dxa" w:w="100"/>
+              <w:bottom w:type="dxa" w:w="70"/>
+              <w:right w:type="dxa" w:w="100"/>
+            </w:tcMar>
+          </w:tcPr>
+          <w:p>
+            <w:pPr>
+              <w:spacing w:after="0"/>
+              <w:jc w:val="left"/>
+            </w:pPr>
+            <w:r>
+              <w:rPr>
+                <w:rFonts w:ascii="Calibri" w:cs="Calibri" w:eastAsia="Calibri" w:hAnsi="Calibri"/>
+                <w:b w:val="false"/>
+                <w:bCs w:val="false"/>
+                <w:sz w:val="19"/>
+                <w:szCs w:val="19"/>
+              </w:rPr>
+              <w:t xml:space="preserve">The system shall provide a numeric stepper, a modal, an undo toast and a barbell progress bar as reusable parts.</w:t>
+            </w:r>
+          </w:p>
+        </w:tc>
+        <w:tc>
+          <w:tcPr>
+            <w:tcW w:type="dxa" w:w="600"/>
+            <w:tcBorders>
+              <w:top w:val="single" w:color="BFC5CF" w:sz="4"/>
+              <w:left w:val="single" w:color="BFC5CF" w:sz="4"/>
+              <w:bottom w:val="single" w:color="BFC5CF" w:sz="4"/>
+              <w:right w:val="single" w:color="BFC5CF" w:sz="4"/>
+            </w:tcBorders>
+            <w:tcMar>
+              <w:top w:type="dxa" w:w="70"/>
+              <w:left w:type="dxa" w:w="100"/>
+              <w:bottom w:type="dxa" w:w="70"/>
+              <w:right w:type="dxa" w:w="100"/>
+            </w:tcMar>
+          </w:tcPr>
+          <w:p>
+            <w:pPr>
+              <w:spacing w:after="0"/>
+              <w:jc w:val="left"/>
+            </w:pPr>
+            <w:r>
+              <w:rPr>
+                <w:rFonts w:ascii="Calibri" w:cs="Calibri" w:eastAsia="Calibri" w:hAnsi="Calibri"/>
+                <w:b w:val="false"/>
+                <w:bCs w:val="false"/>
+                <w:sz w:val="19"/>
+                <w:szCs w:val="19"/>
+              </w:rPr>
+              <w:t xml:space="preserve">M</w:t>
+            </w:r>
+          </w:p>
+        </w:tc>
+        <w:tc>
+          <w:tcPr>
+            <w:tcW w:type="dxa" w:w="1400"/>
+            <w:tcBorders>
+              <w:top w:val="single" w:color="BFC5CF" w:sz="4"/>
+              <w:left w:val="single" w:color="BFC5CF" w:sz="4"/>
+              <w:bottom w:val="single" w:color="BFC5CF" w:sz="4"/>
+              <w:right w:val="single" w:color="BFC5CF" w:sz="4"/>
+            </w:tcBorders>
+            <w:tcMar>
+              <w:top w:type="dxa" w:w="70"/>
+              <w:left w:type="dxa" w:w="100"/>
+              <w:bottom w:type="dxa" w:w="70"/>
+              <w:right w:type="dxa" w:w="100"/>
+            </w:tcMar>
+          </w:tcPr>
+          <w:p>
+            <w:pPr>
+              <w:spacing w:after="0"/>
+              <w:jc w:val="left"/>
+            </w:pPr>
+            <w:r>
+              <w:rPr>
+                <w:rFonts w:ascii="Calibri" w:cs="Calibri" w:eastAsia="Calibri" w:hAnsi="Calibri"/>
+                <w:b w:val="false"/>
+                <w:bCs w:val="false"/>
+                <w:sz w:val="19"/>
+                <w:szCs w:val="19"/>
+              </w:rPr>
+              <w:t xml:space="preserve">All</w:t>
+            </w:r>
+          </w:p>
+        </w:tc>
+      </w:tr>
+      <w:tr>
+        <w:trPr>
+          <w:cantSplit/>
+        </w:trPr>
+        <w:tc>
+          <w:tcPr>
+            <w:tcW w:type="dxa" w:w="1400"/>
+            <w:tcBorders>
+              <w:top w:val="single" w:color="BFC5CF" w:sz="4"/>
+              <w:left w:val="single" w:color="BFC5CF" w:sz="4"/>
+              <w:bottom w:val="single" w:color="BFC5CF" w:sz="4"/>
+              <w:right w:val="single" w:color="BFC5CF" w:sz="4"/>
+            </w:tcBorders>
+            <w:shd w:fill="F4F6F9" w:color="auto" w:val="clear"/>
+            <w:tcMar>
+              <w:top w:type="dxa" w:w="70"/>
+              <w:left w:type="dxa" w:w="100"/>
+              <w:bottom w:type="dxa" w:w="70"/>
+              <w:right w:type="dxa" w:w="100"/>
+            </w:tcMar>
+          </w:tcPr>
+          <w:p>
+            <w:pPr>
+              <w:spacing w:after="0"/>
+              <w:jc w:val="left"/>
+            </w:pPr>
+            <w:r>
+              <w:rPr>
+                <w:rFonts w:ascii="Calibri" w:cs="Calibri" w:eastAsia="Calibri" w:hAnsi="Calibri"/>
+                <w:b/>
+                <w:bCs/>
+                <w:sz w:val="19"/>
+                <w:szCs w:val="19"/>
+              </w:rPr>
               <w:t xml:space="preserve">FR-UI-04</w:t>
             </w:r>
           </w:p>
@@ -16538,6 +16676,7 @@
               <w:bottom w:val="single" w:color="BFC5CF" w:sz="4"/>
               <w:right w:val="single" w:color="BFC5CF" w:sz="4"/>
             </w:tcBorders>
+            <w:shd w:fill="F4F6F9" w:color="auto" w:val="clear"/>
             <w:tcMar>
               <w:top w:type="dxa" w:w="70"/>
               <w:left w:type="dxa" w:w="100"/>
@@ -16571,6 +16710,7 @@
               <w:bottom w:val="single" w:color="BFC5CF" w:sz="4"/>
               <w:right w:val="single" w:color="BFC5CF" w:sz="4"/>
             </w:tcBorders>
+            <w:shd w:fill="F4F6F9" w:color="auto" w:val="clear"/>
             <w:tcMar>
               <w:top w:type="dxa" w:w="70"/>
               <w:left w:type="dxa" w:w="100"/>
@@ -16604,6 +16744,7 @@
               <w:bottom w:val="single" w:color="BFC5CF" w:sz="4"/>
               <w:right w:val="single" w:color="BFC5CF" w:sz="4"/>
             </w:tcBorders>
+            <w:shd w:fill="F4F6F9" w:color="auto" w:val="clear"/>
             <w:tcMar>
               <w:top w:type="dxa" w:w="70"/>
               <w:left w:type="dxa" w:w="100"/>
@@ -17374,6 +17515,143 @@
                 <w:szCs w:val="19"/>
               </w:rPr>
               <w:t xml:space="preserve">UC-06, UC-13, UC-14</w:t>
+            </w:r>
+          </w:p>
+        </w:tc>
+      </w:tr>
+      <w:tr>
+        <w:trPr>
+          <w:cantSplit/>
+        </w:trPr>
+        <w:tc>
+          <w:tcPr>
+            <w:tcW w:type="dxa" w:w="1400"/>
+            <w:tcBorders>
+              <w:top w:val="single" w:color="BFC5CF" w:sz="4"/>
+              <w:left w:val="single" w:color="BFC5CF" w:sz="4"/>
+              <w:bottom w:val="single" w:color="BFC5CF" w:sz="4"/>
+              <w:right w:val="single" w:color="BFC5CF" w:sz="4"/>
+            </w:tcBorders>
+            <w:tcMar>
+              <w:top w:type="dxa" w:w="70"/>
+              <w:left w:type="dxa" w:w="100"/>
+              <w:bottom w:type="dxa" w:w="70"/>
+              <w:right w:type="dxa" w:w="100"/>
+            </w:tcMar>
+          </w:tcPr>
+          <w:p>
+            <w:pPr>
+              <w:spacing w:after="0"/>
+              <w:jc w:val="left"/>
+            </w:pPr>
+            <w:r>
+              <w:rPr>
+                <w:rFonts w:ascii="Calibri" w:cs="Calibri" w:eastAsia="Calibri" w:hAnsi="Calibri"/>
+                <w:b/>
+                <w:bCs/>
+                <w:sz w:val="19"/>
+                <w:szCs w:val="19"/>
+              </w:rPr>
+              <w:t xml:space="preserve">FR-APP-05</w:t>
+            </w:r>
+          </w:p>
+        </w:tc>
+        <w:tc>
+          <w:tcPr>
+            <w:tcW w:type="dxa" w:w="6238"/>
+            <w:tcBorders>
+              <w:top w:val="single" w:color="BFC5CF" w:sz="4"/>
+              <w:left w:val="single" w:color="BFC5CF" w:sz="4"/>
+              <w:bottom w:val="single" w:color="BFC5CF" w:sz="4"/>
+              <w:right w:val="single" w:color="BFC5CF" w:sz="4"/>
+            </w:tcBorders>
+            <w:tcMar>
+              <w:top w:type="dxa" w:w="70"/>
+              <w:left w:type="dxa" w:w="100"/>
+              <w:bottom w:type="dxa" w:w="70"/>
+              <w:right w:type="dxa" w:w="100"/>
+            </w:tcMar>
+          </w:tcPr>
+          <w:p>
+            <w:pPr>
+              <w:spacing w:after="0"/>
+              <w:jc w:val="left"/>
+            </w:pPr>
+            <w:r>
+              <w:rPr>
+                <w:rFonts w:ascii="Calibri" w:cs="Calibri" w:eastAsia="Calibri" w:hAnsi="Calibri"/>
+                <w:b w:val="false"/>
+                <w:bCs w:val="false"/>
+                <w:sz w:val="19"/>
+                <w:szCs w:val="19"/>
+              </w:rPr>
+              <w:t xml:space="preserve">The shell shall wrap every page in an error boundary: a crash in one page shall show a message with Try again and Go to Home while the navigation and the other pages keep working, and a last-resort boundary around the whole app shall offer Reload.</w:t>
+            </w:r>
+          </w:p>
+        </w:tc>
+        <w:tc>
+          <w:tcPr>
+            <w:tcW w:type="dxa" w:w="600"/>
+            <w:tcBorders>
+              <w:top w:val="single" w:color="BFC5CF" w:sz="4"/>
+              <w:left w:val="single" w:color="BFC5CF" w:sz="4"/>
+              <w:bottom w:val="single" w:color="BFC5CF" w:sz="4"/>
+              <w:right w:val="single" w:color="BFC5CF" w:sz="4"/>
+            </w:tcBorders>
+            <w:tcMar>
+              <w:top w:type="dxa" w:w="70"/>
+              <w:left w:type="dxa" w:w="100"/>
+              <w:bottom w:type="dxa" w:w="70"/>
+              <w:right w:type="dxa" w:w="100"/>
+            </w:tcMar>
+          </w:tcPr>
+          <w:p>
+            <w:pPr>
+              <w:spacing w:after="0"/>
+              <w:jc w:val="left"/>
+            </w:pPr>
+            <w:r>
+              <w:rPr>
+                <w:rFonts w:ascii="Calibri" w:cs="Calibri" w:eastAsia="Calibri" w:hAnsi="Calibri"/>
+                <w:b w:val="false"/>
+                <w:bCs w:val="false"/>
+                <w:sz w:val="19"/>
+                <w:szCs w:val="19"/>
+              </w:rPr>
+              <w:t xml:space="preserve">M</w:t>
+            </w:r>
+          </w:p>
+        </w:tc>
+        <w:tc>
+          <w:tcPr>
+            <w:tcW w:type="dxa" w:w="1400"/>
+            <w:tcBorders>
+              <w:top w:val="single" w:color="BFC5CF" w:sz="4"/>
+              <w:left w:val="single" w:color="BFC5CF" w:sz="4"/>
+              <w:bottom w:val="single" w:color="BFC5CF" w:sz="4"/>
+              <w:right w:val="single" w:color="BFC5CF" w:sz="4"/>
+            </w:tcBorders>
+            <w:tcMar>
+              <w:top w:type="dxa" w:w="70"/>
+              <w:left w:type="dxa" w:w="100"/>
+              <w:bottom w:type="dxa" w:w="70"/>
+              <w:right w:type="dxa" w:w="100"/>
+            </w:tcMar>
+          </w:tcPr>
+          <w:p>
+            <w:pPr>
+              <w:spacing w:after="0"/>
+              <w:jc w:val="left"/>
+            </w:pPr>
+            <w:r>
+              <w:rPr>
+                <w:rFonts w:ascii="Calibri" w:cs="Calibri" w:eastAsia="Calibri" w:hAnsi="Calibri"/>
+                <w:b w:val="false"/>
+                <w:bCs w:val="false"/>
+                <w:sz w:val="19"/>
+                <w:szCs w:val="19"/>
+              </w:rPr>
+              <w:t xml:space="preserve">All</w:t>
             </w:r>
           </w:p>
         </w:tc>
@@ -19498,6 +19776,79 @@
           </w:p>
         </w:tc>
       </w:tr>
+      <w:tr>
+        <w:trPr>
+          <w:cantSplit/>
+        </w:trPr>
+        <w:tc>
+          <w:tcPr>
+            <w:tcW w:type="dxa" w:w="1700"/>
+            <w:tcBorders>
+              <w:top w:val="single" w:color="BFC5CF" w:sz="4"/>
+              <w:left w:val="single" w:color="BFC5CF" w:sz="4"/>
+              <w:bottom w:val="single" w:color="BFC5CF" w:sz="4"/>
+              <w:right w:val="single" w:color="BFC5CF" w:sz="4"/>
+            </w:tcBorders>
+            <w:shd w:fill="F4F6F9" w:color="auto" w:val="clear"/>
+            <w:tcMar>
+              <w:top w:type="dxa" w:w="70"/>
+              <w:left w:type="dxa" w:w="100"/>
+              <w:bottom w:type="dxa" w:w="70"/>
+              <w:right w:type="dxa" w:w="100"/>
+            </w:tcMar>
+          </w:tcPr>
+          <w:p>
+            <w:pPr>
+              <w:spacing w:after="0"/>
+              <w:jc w:val="left"/>
+            </w:pPr>
+            <w:r>
+              <w:rPr>
+                <w:rFonts w:ascii="Calibri" w:cs="Calibri" w:eastAsia="Calibri" w:hAnsi="Calibri"/>
+                <w:b/>
+                <w:bCs/>
+                <w:sz w:val="19"/>
+                <w:szCs w:val="19"/>
+              </w:rPr>
+              <w:t xml:space="preserve">NFR-REL-04</w:t>
+            </w:r>
+          </w:p>
+        </w:tc>
+        <w:tc>
+          <w:tcPr>
+            <w:tcW w:type="dxa" w:w="7938"/>
+            <w:tcBorders>
+              <w:top w:val="single" w:color="BFC5CF" w:sz="4"/>
+              <w:left w:val="single" w:color="BFC5CF" w:sz="4"/>
+              <w:bottom w:val="single" w:color="BFC5CF" w:sz="4"/>
+              <w:right w:val="single" w:color="BFC5CF" w:sz="4"/>
+            </w:tcBorders>
+            <w:shd w:fill="F4F6F9" w:color="auto" w:val="clear"/>
+            <w:tcMar>
+              <w:top w:type="dxa" w:w="70"/>
+              <w:left w:type="dxa" w:w="100"/>
+              <w:bottom w:type="dxa" w:w="70"/>
+              <w:right w:type="dxa" w:w="100"/>
+            </w:tcMar>
+          </w:tcPr>
+          <w:p>
+            <w:pPr>
+              <w:spacing w:after="0"/>
+              <w:jc w:val="left"/>
+            </w:pPr>
+            <w:r>
+              <w:rPr>
+                <w:rFonts w:ascii="Calibri" w:cs="Calibri" w:eastAsia="Calibri" w:hAnsi="Calibri"/>
+                <w:b w:val="false"/>
+                <w:bCs w:val="false"/>
+                <w:sz w:val="19"/>
+                <w:szCs w:val="19"/>
+              </w:rPr>
+              <w:t xml:space="preserve">A failure in one page shall not blank the whole app (see FR-APP-05); moving to another page shall clear the error.</w:t>
+            </w:r>
+          </w:p>
+        </w:tc>
+      </w:tr>
     </w:tbl>
     <w:p>
       <w:pPr>
@@ -19674,7 +20025,7 @@
                 <w:sz w:val="19"/>
                 <w:szCs w:val="19"/>
               </w:rPr>
-              <w:t xml:space="preserve">The code shall be organised as the components in Section 3 with one owner per Firestore collection and no circular dependencies.</w:t>
+              <w:t xml:space="preserve">The code shall be organised as the components in Section 3 (Identity, Data Store, Units &amp; Dates and UI Kit as npm workspace packages) with one owner per Firestore collection, packages used only through their entry point, and no circular dependencies.</w:t>
             </w:r>
           </w:p>
         </w:tc>
@@ -26581,7 +26932,7 @@
                 <w:sz w:val="19"/>
                 <w:szCs w:val="19"/>
               </w:rPr>
-              <w:t xml:space="preserve">FR-UI (5 requirements)</w:t>
+              <w:t xml:space="preserve">FR-UI (6 requirements)</w:t>
             </w:r>
           </w:p>
         </w:tc>
@@ -26688,7 +27039,7 @@
                 <w:sz w:val="19"/>
                 <w:szCs w:val="19"/>
               </w:rPr>
-              <w:t xml:space="preserve">FR-APP (4 requirements)</w:t>
+              <w:t xml:space="preserve">FR-APP (5 requirements)</w:t>
             </w:r>
           </w:p>
         </w:tc>

--- a/docs/Forge_SRS.docx
+++ b/docs/Forge_SRS.docx
@@ -11568,7 +11568,7 @@
                 <w:sz w:val="19"/>
                 <w:szCs w:val="19"/>
               </w:rPr>
-              <w:t xml:space="preserve">The system shall shift the whole week by N days forward or backward with wrap-around and show a before/after preview.</w:t>
+              <w:t xml:space="preserve">The system shall move the whole week one day later or one day earlier with one tap, or by N days with a before/after preview; days at the end wrap around so nothing is lost, and the move can be undone.</w:t>
             </w:r>
           </w:p>
         </w:tc>
